--- a/Manuals/07_Korean/03_WFO_Optimization_Guide.docx
+++ b/Manuals/07_Korean/03_WFO_Optimization_Guide.docx
@@ -567,6 +567,95 @@
     </w:tbl>
     <w:p>
       <w:pPr>
+        <w:ind w:left="360"/>
+      </w:pPr>
+      <w:r>
+        <w:rPr>
+          <w:i/>
+        </w:rPr>
+        <w:t>이 섹션은 현재 영어로만 제공됩니다.</w:t>
+      </w:r>
+    </w:p>
+    <w:p>
+      <w:pPr>
+        <w:pStyle w:val="Heading2"/>
+      </w:pPr>
+      <w:r>
+        <w:rPr>
+          <w:color w:val="1E3A5F"/>
+        </w:rPr>
+        <w:t>Modeling mode: use real ticks</w:t>
+      </w:r>
+    </w:p>
+    <w:p>
+      <w:r>
+        <w:t>In the Strategy Tester's Settings tab, Modeling field:</w:t>
+      </w:r>
+    </w:p>
+    <w:p>
+      <w:r>
+        <w:t>` Every tick based on real ticks   &lt;- use this OHLC 1 minute                    &lt;- only 01_SLTP and 02_SLTP_ORGANIC `</w:t>
+      </w:r>
+    </w:p>
+    <w:p>
+      <w:r>
+        <w:t>This is not a preference. Measuring the same set in both modes across three years, the OHLC mode understated losses by 3.3x on trailing systems and 23x on grid — always in the optimistic direction. Only fixed SL/TP stayed within 3%.</w:t>
+      </w:r>
+    </w:p>
+    <w:p>
+      <w:r>
+        <w:t>The cause is structural: trailing and grid depend on when price touched each level inside the bar. OHLC mode interpolates that from four prices per minute and smooths away exactly the adverse excursions that would have closed the position. Optimizing a trailing system on interpolated bars selects parameters that survived a price path which never happened.</w:t>
+      </w:r>
+    </w:p>
+    <w:p>
+      <w:r>
+        <w:t>Real ticks cost roughly 20x more time per pass. It is worth it: that is the difference between a result and a number.</w:t>
+      </w:r>
+    </w:p>
+    <w:p>
+      <w:pPr>
+        <w:pStyle w:val="Heading3"/>
+      </w:pPr>
+      <w:r>
+        <w:rPr>
+          <w:color w:val="1E3A5F"/>
+        </w:rPr>
+        <w:t>If you must save time, save it in the right place</w:t>
+      </w:r>
+    </w:p>
+    <w:p>
+      <w:r>
+        <w:t>Signals are evaluated at BAR CLOSE, so choosing indicator, method or timeframe gives the same entry instant in both modes. Stop, target and trailing, on the other hand, depend on the intrabar path.</w:t>
+      </w:r>
+    </w:p>
+    <w:p>
+      <w:r>
+        <w:t>So use each model where it is reliable: OHLC to narrow the switches (indicator, method, timeframe, periods) and real ticks for the exit geometry. With the signal locked the search space collapses by orders of magnitude, and real ticks stop being prohibitive.</w:t>
+      </w:r>
+    </w:p>
+    <w:p>
+      <w:pPr>
+        <w:pStyle w:val="Heading2"/>
+      </w:pPr>
+      <w:r>
+        <w:rPr>
+          <w:color w:val="1E3A5F"/>
+        </w:rPr>
+        <w:t>Fixed-R to research, percentage to trade</w:t>
+      </w:r>
+    </w:p>
+    <w:p>
+      <w:r>
+        <w:t>Optimize in Fixed-R: with the base capital frozen, passes stay comparable to each other and across symbols. +40R on gold and +40R on EURUSD mean the same thing, while "+3,200 USD" means nothing without knowing the lot and the balance.</w:t>
+      </w:r>
+    </w:p>
+    <w:p>
+      <w:r>
+        <w:t>Live, Percentage usually makes more sense: it tracks the account, compounds as it grows and cuts exposure as it shrinks — protection Fixed-R cannot give, because it deliberately ignores the running balance. Both modes report in R, so the record stays readable after the switch.</w:t>
+      </w:r>
+    </w:p>
+    <w:p>
+      <w:pPr>
         <w:pStyle w:val="Heading2"/>
       </w:pPr>
       <w:r>

--- a/Manuals/07_Korean/03_WFO_Optimization_Guide.docx
+++ b/Manuals/07_Korean/03_WFO_Optimization_Guide.docx
@@ -110,7 +110,7 @@
         <w:pStyle w:val="ListBullet"/>
       </w:pPr>
       <w:r>
-        <w:t>01–05 baseline에서 BUY/SELL을 분리해 시작합니다.</w:t>
+        <w:t>클래스와 종목으로 탐색합니다. 각 종목에는 11개 시스템 유형(01_SLTP~11_SIGNAL_ONLY)이 있고, 방향별 set 하나(BUY/SELL, 통합 그리드는 BOTH), 진입은 두 변형 — MULTI는 단일 축에서 지표 0–10을 경쟁시키고 ICHIMOKU는 전용 파일입니다.</w:t>
       </w:r>
     </w:p>
     <w:p>
@@ -118,7 +118,7 @@
         <w:pStyle w:val="ListBullet"/>
       </w:pPr>
       <w:r>
-        <w:t>06은 단일 축 연구입니다.</w:t>
+        <w:t>1단계는 영역 탐색입니다. set을 그대로 유전 최적화에 돌립니다 — 진입 그룹 전체(지표, 방식, 타임프레임, applied price, 기간), 시스템의 청산, 필터 스위치를 한 번에 모두 엽니다.</w:t>
       </w:r>
     </w:p>
     <w:p>
@@ -126,7 +126,7 @@
         <w:pStyle w:val="ListBullet"/>
       </w:pPr>
       <w:r>
-        <w:t>07 진입, 08 필터, 09 위험, 10 청산 순서입니다.</w:t>
+        <w:t>다음 라운드부터는 이전 단계에서 결정된 ‘문자형’ 입력(enum·bool)을 Y→N으로 잠그고 숫자형만 열어 둡니다. 필터 미세 조정은 스위치가 켜진 채 살아남은 경우에만 들어갑니다.</w:t>
       </w:r>
     </w:p>
     <w:p>
@@ -134,7 +134,7 @@
         <w:pStyle w:val="ListBullet"/>
       </w:pPr>
       <w:r>
-        <w:t>IS, OOS, forward demo를 시간순 실행합니다.</w:t>
+        <w:t>ATR 진입 필터(EntradaATR)는 그리드 시스템에만 존재하며, 그 외에서는 설계상 꺼져 있습니다.</w:t>
       </w:r>
     </w:p>
     <w:p>
@@ -142,7 +142,7 @@
         <w:pStyle w:val="ListBullet"/>
       </w:pPr>
       <w:r>
-        <w:t>Status, RelativePath, SHA256을 확인합니다.</w:t>
+        <w:t>승자는 실제 틱으로 검증합니다. OHLC 대비 괴리와 표본 외 보존율이 결정하며, 표본 내 수익이 아닙니다.</w:t>
       </w:r>
     </w:p>
     <w:p>
@@ -150,7 +150,7 @@
         <w:pStyle w:val="ListBullet"/>
       </w:pPr>
       <w:r>
-        <w:t>명시적 USE만 정의된 환경의 사용 후보입니다.</w:t>
+        <w:t>실제 틱 이후 포지션 사이징을 Percentage로 바꿔 다시 실행하고, 이것도 통과할 때만 승격합니다 — set이 운용될 모드도 바로 이것입니다.</w:t>
       </w:r>
     </w:p>
     <w:p>
@@ -655,6 +655,11 @@
       </w:r>
     </w:p>
     <w:p>
+      <w:r>
+        <w:t>그래서 이 절차는 최종 패스를 Percentage 모드로 반복한 뒤에만 승인된 set을 저장합니다. 복리 하에서 결과가 유지되지 않으면 아직 준비되지 않은 것이며, 검증된 set은 바로 그 모드로 제공됩니다.</w:t>
+      </w:r>
+    </w:p>
+    <w:p>
       <w:pPr>
         <w:pStyle w:val="Heading2"/>
       </w:pPr>
